--- a/fra/docx/01.content.docx
+++ b/fra/docx/01.content.docx
@@ -28,22 +28,6 @@
       </w:r>
     </w:p>
     <w:p>
-      <w:pPr>
-        <w:pStyle w:val="Heading2"/>
-      </w:pPr>
-      <w:r>
-        <w:rPr>
-          <w:lang w:val="fr_FR" w:bidi="fr_FR"/>
-        </w:rPr>
-        <w:t>License Information</w:t>
-      </w:r>
-      <w:r>
-        <w:rPr>
-          <w:lang w:val="fr_FR" w:bidi="fr_FR"/>
-        </w:rPr>
-      </w:r>
-    </w:p>
-    <w:p>
       <w:pPr/>
       <w:r>
         <w:rPr>
@@ -55,86 +39,25 @@
           <w:b/>
           <w:lang w:val="fr_FR" w:bidi="fr_FR"/>
         </w:rPr>
-        <w:t>Notes d'étude (Biblica)</w:t>
-      </w:r>
-      <w:r>
-        <w:rPr>
-          <w:lang w:val="fr_FR" w:bidi="fr_FR"/>
-        </w:rPr>
-        <w:t xml:space="preserve"> (French) is based on</w:t>
-      </w:r>
-      <w:r>
-        <w:rPr>
-          <w:lang w:val="fr_FR" w:bidi="fr_FR"/>
-        </w:rPr>
-        <w:t xml:space="preserve">: </w:t>
-      </w:r>
-      <w:r>
-        <w:rPr>
-          <w:lang w:val="fr_FR" w:bidi="fr_FR"/>
-        </w:rPr>
         <w:t>Biblica Study Notes</w:t>
       </w:r>
       <w:r>
         <w:rPr>
           <w:lang w:val="fr_FR" w:bidi="fr_FR"/>
         </w:rPr>
-        <w:t xml:space="preserve">, </w:t>
-      </w:r>
-      <w:hyperlink r:id="rId13">
-        <w:r>
-          <w:rPr>
-            <w:lang w:val="fr_FR" w:bidi="fr_FR"/>
-          </w:rPr>
-          <w:rPr>
-            <w:color w:val="0000EE"/>
-            <w:u w:val="single"/>
-          </w:rPr>
-          <w:t>Biblica Inc.</w:t>
-        </w:r>
-      </w:hyperlink>
-      <w:r>
-        <w:rPr>
-          <w:lang w:val="fr_FR" w:bidi="fr_FR"/>
-        </w:rPr>
-        <w:t xml:space="preserve">, 2023, which is licensed under a </w:t>
-      </w:r>
-      <w:hyperlink r:id="rId14">
-        <w:r>
-          <w:rPr>
-            <w:lang w:val="fr_FR" w:bidi="fr_FR"/>
-          </w:rPr>
-          <w:rPr>
-            <w:color w:val="0000EE"/>
-            <w:u w:val="single"/>
-          </w:rPr>
-          <w:t>CC BY-SA 4.0 license</w:t>
-        </w:r>
-      </w:hyperlink>
-      <w:r>
-        <w:rPr>
-          <w:lang w:val="fr_FR" w:bidi="fr_FR"/>
-        </w:rPr>
-        <w:t>.</w:t>
-      </w:r>
-      <w:r>
-        <w:rPr>
-          <w:lang w:val="fr_FR" w:bidi="fr_FR"/>
-        </w:rPr>
-      </w:r>
-    </w:p>
-    <w:p>
-      <w:pPr/>
-      <w:r>
-        <w:rPr>
-          <w:lang w:val="fr_FR" w:bidi="fr_FR"/>
-        </w:rPr>
-      </w:r>
-      <w:r>
-        <w:rPr>
-          <w:lang w:val="fr_FR" w:bidi="fr_FR"/>
-        </w:rPr>
-        <w:t>This PDF version is provided under the same license.</w:t>
+        <w:t xml:space="preserve"> © 2023 Biblica Inc. Released under CC BY-SA 4.0 license. </w:t>
+      </w:r>
+      <w:r>
+        <w:rPr>
+          <w:lang w:val="fr_FR" w:bidi="fr_FR"/>
+        </w:rPr>
+        <w:t>Biblica Study Notes</w:t>
+      </w:r>
+      <w:r>
+        <w:rPr>
+          <w:lang w:val="fr_FR" w:bidi="fr_FR"/>
+        </w:rPr>
+        <w:t xml:space="preserve"> has been adapted in the following languages: Tok Pisin, Arabic (عربي), French (Français), Hindi (हिंदी), Indonesian (Bahasa Indonesia), Portuguese (Português), Russian (Русский), Spanish (Español), Swahili (Kiswahili), and Simplified Chinese (简体中文)from Biblica Study Notes © 2023 Biblica Inc. Released under CC BY-SA 4.0 license by Mission Mutual</w:t>
       </w:r>
       <w:r>
         <w:rPr>

--- a/fra/docx/01.content.docx
+++ b/fra/docx/01.content.docx
@@ -116,26 +116,6 @@
           <w:lang w:val="fr_FR" w:bidi="fr_FR"/>
         </w:rPr>
         <w:t>GEN</w:t>
-      </w:r>
-      <w:r>
-        <w:rPr>
-          <w:lang w:val="fr_FR" w:bidi="fr_FR"/>
-        </w:rPr>
-      </w:r>
-    </w:p>
-    <w:p>
-      <w:pPr/>
-      <w:r>
-        <w:rPr>
-          <w:lang w:val="fr_FR" w:bidi="fr_FR"/>
-        </w:rPr>
-      </w:r>
-      <w:r>
-        <w:rPr>
-          <w:i/>
-          <w:lang w:val="fr_FR" w:bidi="fr_FR"/>
-        </w:rPr>
-        <w:t>Genèse 1.1–2.25, Genèse 3.1–24, Genèse 4.1–5.32, Genèse 6.1–8.14, Genèse 8.15–11.32, Genèse 12.1–14.24, Genèse 15.1–20.18, Genèse 21.1–22.24, Genèse 23.1–25.18, Genèse 25.19–28.9, Genèse 28.10–31.55, Genèse 32.1–35.29, Genèse 36.1–38.30, Genèse 39.1–41.57, Genèse 42.1–45.15, Genèse 45.16–50.26</w:t>
       </w:r>
       <w:r>
         <w:rPr>

--- a/fra/docx/01.content.docx
+++ b/fra/docx/01.content.docx
@@ -19,7 +19,7 @@
         <w:rPr>
           <w:lang w:val="fr_FR" w:bidi="fr_FR"/>
         </w:rPr>
-        <w:t>Resource: Notes d'étude (Biblica)</w:t>
+        <w:t>Resource: Biblica Study Notes</w:t>
       </w:r>
       <w:r>
         <w:rPr>
@@ -78,7 +78,7 @@
         <w:rPr>
           <w:lang w:val="fr_FR" w:bidi="fr_FR"/>
         </w:rPr>
-        <w:t>Notes d'étude (Biblica)</w:t>
+        <w:t>Biblica Study Notes</w:t>
       </w:r>
     </w:p>
     <w:p>
